--- a/docx/06-enrutamiento-estatico/boletin-U06-avanzado.docx
+++ b/docx/06-enrutamiento-estatico/boletin-U06-avanzado.docx
@@ -15,6 +15,9 @@
             <w:pStyle w:val="TOCHeading"/>
           </w:pPr>
           <w:r>
+            <w:rPr>
+              <w:lang w:val="es-ES"/>
+            </w:rPr>
             <w:t xml:space="preserve">Table of Contents</w:t>
           </w:r>
         </w:p>
@@ -34,6 +37,9 @@
         <w:pStyle w:val="Heading1"/>
       </w:pPr>
       <w:r>
+        <w:rPr>
+          <w:lang w:val="es-ES"/>
+        </w:rPr>
         <w:t xml:space="preserve">Boletín UD6 — Avanzado</w:t>
       </w:r>
     </w:p>
@@ -44,6 +50,9 @@
         <w:pStyle w:val="Heading1"/>
       </w:pPr>
       <w:r>
+        <w:rPr>
+          <w:lang w:val="es-ES"/>
+        </w:rPr>
         <w:t xml:space="preserve">📝 Boletín UD6 — Avanzado</w:t>
       </w:r>
     </w:p>
@@ -52,6 +61,9 @@
         <w:pStyle w:val="BlockText"/>
       </w:pPr>
       <w:r>
+        <w:rPr>
+          <w:lang w:val="es-ES"/>
+        </w:rPr>
         <w:t xml:space="preserve">Ejercicios que requieren aplicar rutas estáticas con criterio. En los difíciles tienes pista.</w:t>
       </w:r>
     </w:p>
@@ -68,6 +80,9 @@
         <w:pStyle w:val="Heading2"/>
       </w:pPr>
       <w:r>
+        <w:rPr>
+          <w:lang w:val="es-ES"/>
+        </w:rPr>
         <w:t xml:space="preserve">1. Configuración multi-router</w:t>
       </w:r>
     </w:p>
@@ -76,6 +91,9 @@
         <w:pStyle w:val="FirstParagraph"/>
       </w:pPr>
       <w:r>
+        <w:rPr>
+          <w:lang w:val="es-ES"/>
+        </w:rPr>
         <w:t xml:space="preserve">Diseña la configuración para 3 routers en línea:</w:t>
       </w:r>
     </w:p>
@@ -86,6 +104,7 @@
       <w:r>
         <w:rPr>
           <w:rStyle w:val="VerbatimChar"/>
+          <w:lang w:val="es-ES"/>
         </w:rPr>
         <w:t xml:space="preserve">R1 (192.168.1.0/24) ──── R2 ──── R3 (192.168.3.0/24)</w:t>
       </w:r>
@@ -95,6 +114,7 @@
       <w:r>
         <w:rPr>
           <w:rStyle w:val="VerbatimChar"/>
+          <w:lang w:val="es-ES"/>
         </w:rPr>
         <w:t xml:space="preserve">                          │</w:t>
       </w:r>
@@ -104,6 +124,7 @@
       <w:r>
         <w:rPr>
           <w:rStyle w:val="VerbatimChar"/>
+          <w:lang w:val="es-ES"/>
         </w:rPr>
         <w:t xml:space="preserve">                     (192.168.2.0/24)</w:t>
       </w:r>
@@ -116,19 +137,32 @@
         <w:rPr>
           <w:b/>
           <w:bCs/>
+          <w:lang w:val="es-ES"/>
         </w:rPr>
         <w:t xml:space="preserve">Enlaces:</w:t>
       </w:r>
       <w:r>
+        <w:rPr>
+          <w:lang w:val="es-ES"/>
+        </w:rPr>
         <w:t xml:space="preserve"> </w:t>
       </w:r>
       <w:r>
+        <w:rPr>
+          <w:lang w:val="es-ES"/>
+        </w:rPr>
         <w:t xml:space="preserve">- R1-R2: 10.0.0.0/30</w:t>
       </w:r>
       <w:r>
+        <w:rPr>
+          <w:lang w:val="es-ES"/>
+        </w:rPr>
         <w:t xml:space="preserve"> </w:t>
       </w:r>
       <w:r>
+        <w:rPr>
+          <w:lang w:val="es-ES"/>
+        </w:rPr>
         <w:t xml:space="preserve">- R2-R3: 10.0.0.4/30</w:t>
       </w:r>
     </w:p>
@@ -137,38 +171,61 @@
         <w:pStyle w:val="BodyText"/>
       </w:pPr>
       <w:r>
+        <w:rPr>
+          <w:lang w:val="es-ES"/>
+        </w:rPr>
         <w:t xml:space="preserve">Escribe la</w:t>
       </w:r>
       <w:r>
+        <w:rPr>
+          <w:lang w:val="es-ES"/>
+        </w:rPr>
         <w:t xml:space="preserve"> </w:t>
       </w:r>
       <w:r>
         <w:rPr>
           <w:b/>
           <w:bCs/>
+          <w:lang w:val="es-ES"/>
         </w:rPr>
         <w:t xml:space="preserve">configuración completa</w:t>
       </w:r>
       <w:r>
+        <w:rPr>
+          <w:lang w:val="es-ES"/>
+        </w:rPr>
         <w:t xml:space="preserve"> </w:t>
       </w:r>
       <w:r>
+        <w:rPr>
+          <w:lang w:val="es-ES"/>
+        </w:rPr>
         <w:t xml:space="preserve">de R1, R2 y R3 (interfaces, rutas estáticas, rutas por defecto). Nota: R2 es el router central sin salida externa, así que</w:t>
       </w:r>
       <w:r>
+        <w:rPr>
+          <w:lang w:val="es-ES"/>
+        </w:rPr>
         <w:t xml:space="preserve"> </w:t>
       </w:r>
       <w:r>
         <w:rPr>
           <w:b/>
           <w:bCs/>
+          <w:lang w:val="es-ES"/>
         </w:rPr>
         <w:t xml:space="preserve">no lleva ruta por defecto</w:t>
       </w:r>
       <w:r>
+        <w:rPr>
+          <w:lang w:val="es-ES"/>
+        </w:rPr>
         <w:t xml:space="preserve"> </w:t>
       </w:r>
       <w:r>
+        <w:rPr>
+          <w:lang w:val="es-ES"/>
+        </w:rPr>
         <w:t xml:space="preserve">(solo rutas específicas hacia R1 y R3).</w:t>
       </w:r>
     </w:p>
@@ -179,6 +236,9 @@
         <w:pStyle w:val="Heading2"/>
       </w:pPr>
       <w:r>
+        <w:rPr>
+          <w:lang w:val="es-ES"/>
+        </w:rPr>
         <w:t xml:space="preserve">2. Rutas flotantes</w:t>
       </w:r>
     </w:p>
@@ -187,24 +247,45 @@
         <w:pStyle w:val="FirstParagraph"/>
       </w:pPr>
       <w:r>
+        <w:rPr>
+          <w:lang w:val="es-ES"/>
+        </w:rPr>
         <w:t xml:space="preserve">Configura un router con:</w:t>
       </w:r>
       <w:r>
+        <w:rPr>
+          <w:lang w:val="es-ES"/>
+        </w:rPr>
         <w:t xml:space="preserve"> </w:t>
       </w:r>
       <w:r>
+        <w:rPr>
+          <w:lang w:val="es-ES"/>
+        </w:rPr>
         <w:t xml:space="preserve">- Ruta por defecto primaria hacia 10.0.0.2 (AD=1)</w:t>
       </w:r>
       <w:r>
+        <w:rPr>
+          <w:lang w:val="es-ES"/>
+        </w:rPr>
         <w:t xml:space="preserve"> </w:t>
       </w:r>
       <w:r>
+        <w:rPr>
+          <w:lang w:val="es-ES"/>
+        </w:rPr>
         <w:t xml:space="preserve">- Ruta por defecto de respaldo hacia 10.0.1.2 (AD=5)</w:t>
       </w:r>
       <w:r>
+        <w:rPr>
+          <w:lang w:val="es-ES"/>
+        </w:rPr>
         <w:t xml:space="preserve"> </w:t>
       </w:r>
       <w:r>
+        <w:rPr>
+          <w:lang w:val="es-ES"/>
+        </w:rPr>
         <w:t xml:space="preserve">- Ruta estática hacia 192.168.100.0/24 vía 10.0.0.2</w:t>
       </w:r>
     </w:p>
@@ -217,6 +298,9 @@
         </w:numPr>
       </w:pPr>
       <w:r>
+        <w:rPr>
+          <w:lang w:val="es-ES"/>
+        </w:rPr>
         <w:t xml:space="preserve">Escribe los comandos</w:t>
       </w:r>
     </w:p>
@@ -229,6 +313,9 @@
         </w:numPr>
       </w:pPr>
       <w:r>
+        <w:rPr>
+          <w:lang w:val="es-ES"/>
+        </w:rPr>
         <w:t xml:space="preserve">¿Cuándo se activa la ruta de respaldo?</w:t>
       </w:r>
     </w:p>
@@ -241,6 +328,9 @@
         </w:numPr>
       </w:pPr>
       <w:r>
+        <w:rPr>
+          <w:lang w:val="es-ES"/>
+        </w:rPr>
         <w:t xml:space="preserve">¿Cómo verificarías que la ruta de respaldo está activa?</w:t>
       </w:r>
     </w:p>
@@ -252,25 +342,39 @@
         <w:rPr>
           <w:b/>
           <w:bCs/>
+          <w:lang w:val="es-ES"/>
         </w:rPr>
         <w:t xml:space="preserve">Pista:</w:t>
       </w:r>
       <w:r>
+        <w:rPr>
+          <w:lang w:val="es-ES"/>
+        </w:rPr>
         <w:t xml:space="preserve"> </w:t>
       </w:r>
       <w:r>
+        <w:rPr>
+          <w:lang w:val="es-ES"/>
+        </w:rPr>
         <w:t xml:space="preserve">la AD se escribe al final del</w:t>
       </w:r>
       <w:r>
+        <w:rPr>
+          <w:lang w:val="es-ES"/>
+        </w:rPr>
         <w:t xml:space="preserve"> </w:t>
       </w:r>
       <w:r>
         <w:rPr>
           <w:rStyle w:val="VerbatimChar"/>
+          <w:lang w:val="es-ES"/>
         </w:rPr>
         <w:t xml:space="preserve">ip route</w:t>
       </w:r>
       <w:r>
+        <w:rPr>
+          <w:lang w:val="es-ES"/>
+        </w:rPr>
         <w:t xml:space="preserve">.</w:t>
       </w:r>
     </w:p>
@@ -281,6 +385,9 @@
         <w:pStyle w:val="Heading2"/>
       </w:pPr>
       <w:r>
+        <w:rPr>
+          <w:lang w:val="es-ES"/>
+        </w:rPr>
         <w:t xml:space="preserve">3. Resolución de problemas de rutas</w:t>
       </w:r>
     </w:p>
@@ -289,6 +396,9 @@
         <w:pStyle w:val="FirstParagraph"/>
       </w:pPr>
       <w:r>
+        <w:rPr>
+          <w:lang w:val="es-ES"/>
+        </w:rPr>
         <w:t xml:space="preserve">Un router tiene esta configuración:</w:t>
       </w:r>
     </w:p>
@@ -299,6 +409,7 @@
       <w:r>
         <w:rPr>
           <w:rStyle w:val="VerbatimChar"/>
+          <w:lang w:val="es-ES"/>
         </w:rPr>
         <w:t xml:space="preserve">interface g0/0</w:t>
       </w:r>
@@ -308,6 +419,7 @@
       <w:r>
         <w:rPr>
           <w:rStyle w:val="VerbatimChar"/>
+          <w:lang w:val="es-ES"/>
         </w:rPr>
         <w:t xml:space="preserve"> ip address 192.168.1.1 255.255.255.0</w:t>
       </w:r>
@@ -317,6 +429,7 @@
       <w:r>
         <w:rPr>
           <w:rStyle w:val="VerbatimChar"/>
+          <w:lang w:val="es-ES"/>
         </w:rPr>
         <w:t xml:space="preserve"> no shutdown</w:t>
       </w:r>
@@ -326,6 +439,7 @@
       <w:r>
         <w:rPr>
           <w:rStyle w:val="VerbatimChar"/>
+          <w:lang w:val="es-ES"/>
         </w:rPr>
         <w:t xml:space="preserve">interface g0/1</w:t>
       </w:r>
@@ -335,6 +449,7 @@
       <w:r>
         <w:rPr>
           <w:rStyle w:val="VerbatimChar"/>
+          <w:lang w:val="es-ES"/>
         </w:rPr>
         <w:t xml:space="preserve"> ip address 10.0.0.1 255.255.255.252</w:t>
       </w:r>
@@ -344,6 +459,7 @@
       <w:r>
         <w:rPr>
           <w:rStyle w:val="VerbatimChar"/>
+          <w:lang w:val="es-ES"/>
         </w:rPr>
         <w:t xml:space="preserve"> shutdown</w:t>
       </w:r>
@@ -353,6 +469,7 @@
       <w:r>
         <w:rPr>
           <w:rStyle w:val="VerbatimChar"/>
+          <w:lang w:val="es-ES"/>
         </w:rPr>
         <w:t xml:space="preserve">ip route 0.0.0.0 0.0.0.0 10.0.0.2</w:t>
       </w:r>
@@ -366,6 +483,9 @@
         </w:numPr>
       </w:pPr>
       <w:r>
+        <w:rPr>
+          <w:lang w:val="es-ES"/>
+        </w:rPr>
         <w:t xml:space="preserve">¿Funciona la ruta por defecto? ¿Por qué?</w:t>
       </w:r>
     </w:p>
@@ -378,6 +498,9 @@
         </w:numPr>
       </w:pPr>
       <w:r>
+        <w:rPr>
+          <w:lang w:val="es-ES"/>
+        </w:rPr>
         <w:t xml:space="preserve">¿Qué comando muestra el problema?</w:t>
       </w:r>
     </w:p>
@@ -390,6 +513,9 @@
         </w:numPr>
       </w:pPr>
       <w:r>
+        <w:rPr>
+          <w:lang w:val="es-ES"/>
+        </w:rPr>
         <w:t xml:space="preserve">¿Qué cambiarías para que funcione?</w:t>
       </w:r>
     </w:p>
@@ -400,6 +526,9 @@
         <w:pStyle w:val="Heading2"/>
       </w:pPr>
       <w:r>
+        <w:rPr>
+          <w:lang w:val="es-ES"/>
+        </w:rPr>
         <w:t xml:space="preserve">4. Longest prefix match</w:t>
       </w:r>
     </w:p>
@@ -408,6 +537,9 @@
         <w:pStyle w:val="FirstParagraph"/>
       </w:pPr>
       <w:r>
+        <w:rPr>
+          <w:lang w:val="es-ES"/>
+        </w:rPr>
         <w:t xml:space="preserve">Un router tiene estas rutas en su tabla:</w:t>
       </w:r>
     </w:p>
@@ -418,6 +550,7 @@
       <w:r>
         <w:rPr>
           <w:rStyle w:val="VerbatimChar"/>
+          <w:lang w:val="es-ES"/>
         </w:rPr>
         <w:t xml:space="preserve">192.168.0.0/16  via 10.0.0.2</w:t>
       </w:r>
@@ -427,6 +560,7 @@
       <w:r>
         <w:rPr>
           <w:rStyle w:val="VerbatimChar"/>
+          <w:lang w:val="es-ES"/>
         </w:rPr>
         <w:t xml:space="preserve">192.168.1.0/24  via 10.0.0.6</w:t>
       </w:r>
@@ -436,6 +570,7 @@
       <w:r>
         <w:rPr>
           <w:rStyle w:val="VerbatimChar"/>
+          <w:lang w:val="es-ES"/>
         </w:rPr>
         <w:t xml:space="preserve">192.168.1.16/28 via 10.0.0.10</w:t>
       </w:r>
@@ -445,6 +580,9 @@
         <w:pStyle w:val="FirstParagraph"/>
       </w:pPr>
       <w:r>
+        <w:rPr>
+          <w:lang w:val="es-ES"/>
+        </w:rPr>
         <w:t xml:space="preserve">Decide por cuál de los tres next-hops enviará el router cada paquete destinado a:</w:t>
       </w:r>
     </w:p>
@@ -457,6 +595,9 @@
         </w:numPr>
       </w:pPr>
       <w:r>
+        <w:rPr>
+          <w:lang w:val="es-ES"/>
+        </w:rPr>
         <w:t xml:space="preserve">192.168.1.30</w:t>
       </w:r>
     </w:p>
@@ -469,6 +610,9 @@
         </w:numPr>
       </w:pPr>
       <w:r>
+        <w:rPr>
+          <w:lang w:val="es-ES"/>
+        </w:rPr>
         <w:t xml:space="preserve">192.168.1.200</w:t>
       </w:r>
     </w:p>
@@ -481,6 +625,9 @@
         </w:numPr>
       </w:pPr>
       <w:r>
+        <w:rPr>
+          <w:lang w:val="es-ES"/>
+        </w:rPr>
         <w:t xml:space="preserve">192.168.3.44</w:t>
       </w:r>
     </w:p>
@@ -493,6 +640,9 @@
         </w:numPr>
       </w:pPr>
       <w:r>
+        <w:rPr>
+          <w:lang w:val="es-ES"/>
+        </w:rPr>
         <w:t xml:space="preserve">192.168.1.15</w:t>
       </w:r>
     </w:p>
@@ -504,29 +654,46 @@
         <w:rPr>
           <w:b/>
           <w:bCs/>
+          <w:lang w:val="es-ES"/>
         </w:rPr>
         <w:t xml:space="preserve">Pista:</w:t>
       </w:r>
       <w:r>
+        <w:rPr>
+          <w:lang w:val="es-ES"/>
+        </w:rPr>
         <w:t xml:space="preserve"> </w:t>
       </w:r>
       <w:r>
+        <w:rPr>
+          <w:lang w:val="es-ES"/>
+        </w:rPr>
         <w:t xml:space="preserve">el</w:t>
       </w:r>
       <w:r>
+        <w:rPr>
+          <w:lang w:val="es-ES"/>
+        </w:rPr>
         <w:t xml:space="preserve"> </w:t>
       </w:r>
       <w:r>
         <w:rPr>
           <w:i/>
           <w:iCs/>
+          <w:lang w:val="es-ES"/>
         </w:rPr>
         <w:t xml:space="preserve">longest prefix match</w:t>
       </w:r>
       <w:r>
+        <w:rPr>
+          <w:lang w:val="es-ES"/>
+        </w:rPr>
         <w:t xml:space="preserve"> </w:t>
       </w:r>
       <w:r>
+        <w:rPr>
+          <w:lang w:val="es-ES"/>
+        </w:rPr>
         <w:t xml:space="preserve">manda: gana la ruta con la máscara más larga que coincida con la IP destino. La /28 solo cubre de 192.168.1.16 a 192.168.1.31.</w:t>
       </w:r>
     </w:p>
@@ -537,6 +704,9 @@
         <w:pStyle w:val="Heading2"/>
       </w:pPr>
       <w:r>
+        <w:rPr>
+          <w:lang w:val="es-ES"/>
+        </w:rPr>
         <w:t xml:space="preserve">5. V/F con matices</w:t>
       </w:r>
     </w:p>
@@ -549,18 +719,28 @@
         </w:numPr>
       </w:pPr>
       <w:r>
+        <w:rPr>
+          <w:lang w:val="es-ES"/>
+        </w:rPr>
         <w:t xml:space="preserve">Si configuras una ruta estática y no aparece en</w:t>
       </w:r>
       <w:r>
+        <w:rPr>
+          <w:lang w:val="es-ES"/>
+        </w:rPr>
         <w:t xml:space="preserve"> </w:t>
       </w:r>
       <w:r>
         <w:rPr>
           <w:rStyle w:val="VerbatimChar"/>
+          <w:lang w:val="es-ES"/>
         </w:rPr>
         <w:t xml:space="preserve">show ip route</w:t>
       </w:r>
       <w:r>
+        <w:rPr>
+          <w:lang w:val="es-ES"/>
+        </w:rPr>
         <w:t xml:space="preserve">, el IOS la descartó por un error de sintaxis.</w:t>
       </w:r>
     </w:p>
@@ -573,6 +753,9 @@
         </w:numPr>
       </w:pPr>
       <w:r>
+        <w:rPr>
+          <w:lang w:val="es-ES"/>
+        </w:rPr>
         <w:t xml:space="preserve">Una ruta estática con interfaz de salida en lugar de next-hop solo funciona bien en enlaces punto a punto.</w:t>
       </w:r>
     </w:p>
@@ -585,6 +768,9 @@
         </w:numPr>
       </w:pPr>
       <w:r>
+        <w:rPr>
+          <w:lang w:val="es-ES"/>
+        </w:rPr>
         <w:t xml:space="preserve">Dos rutas a la misma red con distinta AD: se instala la de menor AD y la otra queda como respaldo (flotante).</w:t>
       </w:r>
     </w:p>
@@ -597,6 +783,9 @@
         </w:numPr>
       </w:pPr>
       <w:r>
+        <w:rPr>
+          <w:lang w:val="es-ES"/>
+        </w:rPr>
         <w:t xml:space="preserve">La ruta por defecto se usa solo si no existe ninguna otra ruta más específica para el destino.</w:t>
       </w:r>
     </w:p>
@@ -609,21 +798,34 @@
         </w:numPr>
       </w:pPr>
       <w:r>
+        <w:rPr>
+          <w:lang w:val="es-ES"/>
+        </w:rPr>
         <w:t xml:space="preserve">Un</w:t>
       </w:r>
       <w:r>
+        <w:rPr>
+          <w:lang w:val="es-ES"/>
+        </w:rPr>
         <w:t xml:space="preserve"> </w:t>
       </w:r>
       <w:r>
         <w:rPr>
           <w:rStyle w:val="VerbatimChar"/>
+          <w:lang w:val="es-ES"/>
         </w:rPr>
         <w:t xml:space="preserve">ip route</w:t>
       </w:r>
       <w:r>
+        <w:rPr>
+          <w:lang w:val="es-ES"/>
+        </w:rPr>
         <w:t xml:space="preserve"> </w:t>
       </w:r>
       <w:r>
+        <w:rPr>
+          <w:lang w:val="es-ES"/>
+        </w:rPr>
         <w:t xml:space="preserve">hacia un next-hop que está en una subred que el router no tiene configurada se instala sin problemas.</w:t>
       </w:r>
     </w:p>
@@ -634,6 +836,9 @@
         <w:pStyle w:val="Heading2"/>
       </w:pPr>
       <w:r>
+        <w:rPr>
+          <w:lang w:val="es-ES"/>
+        </w:rPr>
         <w:t xml:space="preserve">6. Diseño de rutas para una sede</w:t>
       </w:r>
     </w:p>
@@ -642,6 +847,9 @@
         <w:pStyle w:val="FirstParagraph"/>
       </w:pPr>
       <w:r>
+        <w:rPr>
+          <w:lang w:val="es-ES"/>
+        </w:rPr>
         <w:t xml:space="preserve">Tu empresa tiene un router central (R1) y dos sucursales (R2 y R3). R1-R2 usa 10.0.0.0/30, R1-R3 usa 10.0.0.4/30. Las LANs: R2 tiene 192.168.2.0/24 y R3 tiene 192.168.3.0/24. R1 tiene 192.168.1.0/24 y sale a Internet por G0/2.</w:t>
       </w:r>
     </w:p>
@@ -654,6 +862,9 @@
         </w:numPr>
       </w:pPr>
       <w:r>
+        <w:rPr>
+          <w:lang w:val="es-ES"/>
+        </w:rPr>
         <w:t xml:space="preserve">¿Cuántas rutas estáticas necesita R1 para llegar a todas las LANs y a Internet?</w:t>
       </w:r>
     </w:p>
@@ -666,6 +877,9 @@
         </w:numPr>
       </w:pPr>
       <w:r>
+        <w:rPr>
+          <w:lang w:val="es-ES"/>
+        </w:rPr>
         <w:t xml:space="preserve">Escribe las de R1.</w:t>
       </w:r>
     </w:p>
@@ -678,18 +892,33 @@
         </w:numPr>
       </w:pPr>
       <w:r>
+        <w:rPr>
+          <w:lang w:val="es-ES"/>
+        </w:rPr>
         <w:t xml:space="preserve">¿Qué única ruta necesitan R2 y R3 para</w:t>
       </w:r>
       <w:r>
+        <w:rPr>
+          <w:lang w:val="es-ES"/>
+        </w:rPr>
         <w:t xml:space="preserve"> </w:t>
       </w:r>
       <w:r>
+        <w:rPr>
+          <w:lang w:val="es-ES"/>
+        </w:rPr>
         <w:t xml:space="preserve">“verlo todo”</w:t>
       </w:r>
       <w:r>
+        <w:rPr>
+          <w:lang w:val="es-ES"/>
+        </w:rPr>
         <w:t xml:space="preserve"> </w:t>
       </w:r>
       <w:r>
+        <w:rPr>
+          <w:lang w:val="es-ES"/>
+        </w:rPr>
         <w:t xml:space="preserve">(sucursales + Internet)? Escribe una para R2.</w:t>
       </w:r>
     </w:p>
@@ -700,6 +929,9 @@
         <w:pStyle w:val="Heading2"/>
       </w:pPr>
       <w:r>
+        <w:rPr>
+          <w:lang w:val="es-ES"/>
+        </w:rPr>
         <w:t xml:space="preserve">7. Interferencia con rutas conectadas</w:t>
       </w:r>
     </w:p>
@@ -708,33 +940,53 @@
         <w:pStyle w:val="FirstParagraph"/>
       </w:pPr>
       <w:r>
+        <w:rPr>
+          <w:lang w:val="es-ES"/>
+        </w:rPr>
         <w:t xml:space="preserve">Escribe en R1:</w:t>
       </w:r>
       <w:r>
+        <w:rPr>
+          <w:lang w:val="es-ES"/>
+        </w:rPr>
         <w:t xml:space="preserve"> </w:t>
       </w:r>
       <w:r>
         <w:rPr>
           <w:rStyle w:val="VerbatimChar"/>
+          <w:lang w:val="es-ES"/>
         </w:rPr>
         <w:t xml:space="preserve">ip route 192.168.1.0 255.255.255.0 10.0.0.2</w:t>
       </w:r>
       <w:r>
+        <w:rPr>
+          <w:lang w:val="es-ES"/>
+        </w:rPr>
         <w:t xml:space="preserve">, siendo 192.168.1.0/24 la propia LAN de R1 conectada en G0/0. ¿Qué pasa? ¿Qué tipo de entrada verías en</w:t>
       </w:r>
       <w:r>
+        <w:rPr>
+          <w:lang w:val="es-ES"/>
+        </w:rPr>
         <w:t xml:space="preserve"> </w:t>
       </w:r>
       <w:r>
         <w:rPr>
           <w:rStyle w:val="VerbatimChar"/>
+          <w:lang w:val="es-ES"/>
         </w:rPr>
         <w:t xml:space="preserve">show ip route</w:t>
       </w:r>
       <w:r>
+        <w:rPr>
+          <w:lang w:val="es-ES"/>
+        </w:rPr>
         <w:t xml:space="preserve"> </w:t>
       </w:r>
       <w:r>
+        <w:rPr>
+          <w:lang w:val="es-ES"/>
+        </w:rPr>
         <w:t xml:space="preserve">y por qué no rompe el encaminamiento local?</w:t>
       </w:r>
     </w:p>
@@ -746,13 +998,20 @@
         <w:rPr>
           <w:b/>
           <w:bCs/>
+          <w:lang w:val="es-ES"/>
         </w:rPr>
         <w:t xml:space="preserve">Pista:</w:t>
       </w:r>
       <w:r>
+        <w:rPr>
+          <w:lang w:val="es-ES"/>
+        </w:rPr>
         <w:t xml:space="preserve"> </w:t>
       </w:r>
       <w:r>
+        <w:rPr>
+          <w:lang w:val="es-ES"/>
+        </w:rPr>
         <w:t xml:space="preserve">el IOS prioriza por AD: la conectada (0) manda sobre la estática (1).</w:t>
       </w:r>
     </w:p>
@@ -763,6 +1022,9 @@
         <w:pStyle w:val="Heading2"/>
       </w:pPr>
       <w:r>
+        <w:rPr>
+          <w:lang w:val="es-ES"/>
+        </w:rPr>
         <w:t xml:space="preserve">8. Escenario completo de diagnóstico</w:t>
       </w:r>
     </w:p>
@@ -771,21 +1033,34 @@
         <w:pStyle w:val="FirstParagraph"/>
       </w:pPr>
       <w:r>
+        <w:rPr>
+          <w:lang w:val="es-ES"/>
+        </w:rPr>
         <w:t xml:space="preserve">Escenario: R1 y R2 conectados por 10.0.0.0/30. LAN R1: 192.168.1.0/24, LAN R2: 192.168.2.0/24. El PC de R1 hace ping a la LAN de R2 y falla.</w:t>
       </w:r>
       <w:r>
+        <w:rPr>
+          <w:lang w:val="es-ES"/>
+        </w:rPr>
         <w:t xml:space="preserve"> </w:t>
       </w:r>
       <w:r>
         <w:rPr>
           <w:rStyle w:val="VerbatimChar"/>
+          <w:lang w:val="es-ES"/>
         </w:rPr>
         <w:t xml:space="preserve">show ip route</w:t>
       </w:r>
       <w:r>
+        <w:rPr>
+          <w:lang w:val="es-ES"/>
+        </w:rPr>
         <w:t xml:space="preserve"> </w:t>
       </w:r>
       <w:r>
+        <w:rPr>
+          <w:lang w:val="es-ES"/>
+        </w:rPr>
         <w:t xml:space="preserve">en R2 muestra:</w:t>
       </w:r>
     </w:p>
@@ -796,6 +1071,7 @@
       <w:r>
         <w:rPr>
           <w:rStyle w:val="VerbatimChar"/>
+          <w:lang w:val="es-ES"/>
         </w:rPr>
         <w:t xml:space="preserve">C  10.0.0.0/30 is directly connected, G0/1</w:t>
       </w:r>
@@ -805,6 +1081,7 @@
       <w:r>
         <w:rPr>
           <w:rStyle w:val="VerbatimChar"/>
+          <w:lang w:val="es-ES"/>
         </w:rPr>
         <w:t xml:space="preserve">C  192.168.2.0/24 is directly connected, G0/0</w:t>
       </w:r>
@@ -818,6 +1095,9 @@
         </w:numPr>
       </w:pPr>
       <w:r>
+        <w:rPr>
+          <w:lang w:val="es-ES"/>
+        </w:rPr>
         <w:t xml:space="preserve">¿Qué le falta a R2?</w:t>
       </w:r>
     </w:p>
@@ -830,6 +1110,9 @@
         </w:numPr>
       </w:pPr>
       <w:r>
+        <w:rPr>
+          <w:lang w:val="es-ES"/>
+        </w:rPr>
         <w:t xml:space="preserve">¿Qué le falta a R1 (supón que R2 ya está arreglado)?</w:t>
       </w:r>
     </w:p>
@@ -842,6 +1125,9 @@
         </w:numPr>
       </w:pPr>
       <w:r>
+        <w:rPr>
+          <w:lang w:val="es-ES"/>
+        </w:rPr>
         <w:t xml:space="preserve">El ping del PC ya llega a la LAN de R2 pero el traceroute se queda a medias. ¿Por qué puede pasar aunque el routing esté bien?</w:t>
       </w:r>
     </w:p>

--- a/docx/06-enrutamiento-estatico/boletin-U06-avanzado.docx
+++ b/docx/06-enrutamiento-estatico/boletin-U06-avanzado.docx
@@ -15,9 +15,6 @@
             <w:pStyle w:val="TOCHeading"/>
           </w:pPr>
           <w:r>
-            <w:rPr>
-              <w:lang w:val="es-ES"/>
-            </w:rPr>
             <w:t xml:space="preserve">Table of Contents</w:t>
           </w:r>
         </w:p>
@@ -37,9 +34,6 @@
         <w:pStyle w:val="Heading1"/>
       </w:pPr>
       <w:r>
-        <w:rPr>
-          <w:lang w:val="es-ES"/>
-        </w:rPr>
         <w:t xml:space="preserve">Boletín UD6 — Avanzado</w:t>
       </w:r>
     </w:p>
@@ -50,9 +44,6 @@
         <w:pStyle w:val="Heading1"/>
       </w:pPr>
       <w:r>
-        <w:rPr>
-          <w:lang w:val="es-ES"/>
-        </w:rPr>
         <w:t xml:space="preserve">📝 Boletín UD6 — Avanzado</w:t>
       </w:r>
     </w:p>
@@ -61,9 +52,6 @@
         <w:pStyle w:val="BlockText"/>
       </w:pPr>
       <w:r>
-        <w:rPr>
-          <w:lang w:val="es-ES"/>
-        </w:rPr>
         <w:t xml:space="preserve">Ejercicios que requieren aplicar rutas estáticas con criterio. En los difíciles tienes pista.</w:t>
       </w:r>
     </w:p>
@@ -80,9 +68,6 @@
         <w:pStyle w:val="Heading2"/>
       </w:pPr>
       <w:r>
-        <w:rPr>
-          <w:lang w:val="es-ES"/>
-        </w:rPr>
         <w:t xml:space="preserve">1. Configuración multi-router</w:t>
       </w:r>
     </w:p>
@@ -91,9 +76,6 @@
         <w:pStyle w:val="FirstParagraph"/>
       </w:pPr>
       <w:r>
-        <w:rPr>
-          <w:lang w:val="es-ES"/>
-        </w:rPr>
         <w:t xml:space="preserve">Diseña la configuración para 3 routers en línea:</w:t>
       </w:r>
     </w:p>
@@ -104,7 +86,6 @@
       <w:r>
         <w:rPr>
           <w:rStyle w:val="VerbatimChar"/>
-          <w:lang w:val="es-ES"/>
         </w:rPr>
         <w:t xml:space="preserve">R1 (192.168.1.0/24) ──── R2 ──── R3 (192.168.3.0/24)</w:t>
       </w:r>
@@ -114,7 +95,6 @@
       <w:r>
         <w:rPr>
           <w:rStyle w:val="VerbatimChar"/>
-          <w:lang w:val="es-ES"/>
         </w:rPr>
         <w:t xml:space="preserve">                          │</w:t>
       </w:r>
@@ -124,7 +104,6 @@
       <w:r>
         <w:rPr>
           <w:rStyle w:val="VerbatimChar"/>
-          <w:lang w:val="es-ES"/>
         </w:rPr>
         <w:t xml:space="preserve">                     (192.168.2.0/24)</w:t>
       </w:r>
@@ -137,32 +116,19 @@
         <w:rPr>
           <w:b/>
           <w:bCs/>
-          <w:lang w:val="es-ES"/>
         </w:rPr>
         <w:t xml:space="preserve">Enlaces:</w:t>
       </w:r>
       <w:r>
-        <w:rPr>
-          <w:lang w:val="es-ES"/>
-        </w:rPr>
         <w:t xml:space="preserve"> </w:t>
       </w:r>
       <w:r>
-        <w:rPr>
-          <w:lang w:val="es-ES"/>
-        </w:rPr>
         <w:t xml:space="preserve">- R1-R2: 10.0.0.0/30</w:t>
       </w:r>
       <w:r>
-        <w:rPr>
-          <w:lang w:val="es-ES"/>
-        </w:rPr>
         <w:t xml:space="preserve"> </w:t>
       </w:r>
       <w:r>
-        <w:rPr>
-          <w:lang w:val="es-ES"/>
-        </w:rPr>
         <w:t xml:space="preserve">- R2-R3: 10.0.0.4/30</w:t>
       </w:r>
     </w:p>
@@ -171,61 +137,38 @@
         <w:pStyle w:val="BodyText"/>
       </w:pPr>
       <w:r>
-        <w:rPr>
-          <w:lang w:val="es-ES"/>
-        </w:rPr>
         <w:t xml:space="preserve">Escribe la</w:t>
       </w:r>
       <w:r>
-        <w:rPr>
-          <w:lang w:val="es-ES"/>
-        </w:rPr>
         <w:t xml:space="preserve"> </w:t>
       </w:r>
       <w:r>
         <w:rPr>
           <w:b/>
           <w:bCs/>
-          <w:lang w:val="es-ES"/>
         </w:rPr>
         <w:t xml:space="preserve">configuración completa</w:t>
       </w:r>
       <w:r>
-        <w:rPr>
-          <w:lang w:val="es-ES"/>
-        </w:rPr>
         <w:t xml:space="preserve"> </w:t>
       </w:r>
       <w:r>
-        <w:rPr>
-          <w:lang w:val="es-ES"/>
-        </w:rPr>
         <w:t xml:space="preserve">de R1, R2 y R3 (interfaces, rutas estáticas, rutas por defecto). Nota: R2 es el router central sin salida externa, así que</w:t>
       </w:r>
       <w:r>
-        <w:rPr>
-          <w:lang w:val="es-ES"/>
-        </w:rPr>
         <w:t xml:space="preserve"> </w:t>
       </w:r>
       <w:r>
         <w:rPr>
           <w:b/>
           <w:bCs/>
-          <w:lang w:val="es-ES"/>
         </w:rPr>
         <w:t xml:space="preserve">no lleva ruta por defecto</w:t>
       </w:r>
       <w:r>
-        <w:rPr>
-          <w:lang w:val="es-ES"/>
-        </w:rPr>
         <w:t xml:space="preserve"> </w:t>
       </w:r>
       <w:r>
-        <w:rPr>
-          <w:lang w:val="es-ES"/>
-        </w:rPr>
         <w:t xml:space="preserve">(solo rutas específicas hacia R1 y R3).</w:t>
       </w:r>
     </w:p>
@@ -236,9 +179,6 @@
         <w:pStyle w:val="Heading2"/>
       </w:pPr>
       <w:r>
-        <w:rPr>
-          <w:lang w:val="es-ES"/>
-        </w:rPr>
         <w:t xml:space="preserve">2. Rutas flotantes</w:t>
       </w:r>
     </w:p>
@@ -247,45 +187,24 @@
         <w:pStyle w:val="FirstParagraph"/>
       </w:pPr>
       <w:r>
-        <w:rPr>
-          <w:lang w:val="es-ES"/>
-        </w:rPr>
         <w:t xml:space="preserve">Configura un router con:</w:t>
       </w:r>
       <w:r>
-        <w:rPr>
-          <w:lang w:val="es-ES"/>
-        </w:rPr>
         <w:t xml:space="preserve"> </w:t>
       </w:r>
       <w:r>
-        <w:rPr>
-          <w:lang w:val="es-ES"/>
-        </w:rPr>
         <w:t xml:space="preserve">- Ruta por defecto primaria hacia 10.0.0.2 (AD=1)</w:t>
       </w:r>
       <w:r>
-        <w:rPr>
-          <w:lang w:val="es-ES"/>
-        </w:rPr>
         <w:t xml:space="preserve"> </w:t>
       </w:r>
       <w:r>
-        <w:rPr>
-          <w:lang w:val="es-ES"/>
-        </w:rPr>
         <w:t xml:space="preserve">- Ruta por defecto de respaldo hacia 10.0.1.2 (AD=5)</w:t>
       </w:r>
       <w:r>
-        <w:rPr>
-          <w:lang w:val="es-ES"/>
-        </w:rPr>
         <w:t xml:space="preserve"> </w:t>
       </w:r>
       <w:r>
-        <w:rPr>
-          <w:lang w:val="es-ES"/>
-        </w:rPr>
         <w:t xml:space="preserve">- Ruta estática hacia 192.168.100.0/24 vía 10.0.0.2</w:t>
       </w:r>
     </w:p>
@@ -298,9 +217,6 @@
         </w:numPr>
       </w:pPr>
       <w:r>
-        <w:rPr>
-          <w:lang w:val="es-ES"/>
-        </w:rPr>
         <w:t xml:space="preserve">Escribe los comandos</w:t>
       </w:r>
     </w:p>
@@ -313,9 +229,6 @@
         </w:numPr>
       </w:pPr>
       <w:r>
-        <w:rPr>
-          <w:lang w:val="es-ES"/>
-        </w:rPr>
         <w:t xml:space="preserve">¿Cuándo se activa la ruta de respaldo?</w:t>
       </w:r>
     </w:p>
@@ -328,9 +241,6 @@
         </w:numPr>
       </w:pPr>
       <w:r>
-        <w:rPr>
-          <w:lang w:val="es-ES"/>
-        </w:rPr>
         <w:t xml:space="preserve">¿Cómo verificarías que la ruta de respaldo está activa?</w:t>
       </w:r>
     </w:p>
@@ -342,39 +252,25 @@
         <w:rPr>
           <w:b/>
           <w:bCs/>
-          <w:lang w:val="es-ES"/>
         </w:rPr>
         <w:t xml:space="preserve">Pista:</w:t>
       </w:r>
       <w:r>
-        <w:rPr>
-          <w:lang w:val="es-ES"/>
-        </w:rPr>
         <w:t xml:space="preserve"> </w:t>
       </w:r>
       <w:r>
-        <w:rPr>
-          <w:lang w:val="es-ES"/>
-        </w:rPr>
         <w:t xml:space="preserve">la AD se escribe al final del</w:t>
       </w:r>
       <w:r>
-        <w:rPr>
-          <w:lang w:val="es-ES"/>
-        </w:rPr>
         <w:t xml:space="preserve"> </w:t>
       </w:r>
       <w:r>
         <w:rPr>
           <w:rStyle w:val="VerbatimChar"/>
-          <w:lang w:val="es-ES"/>
         </w:rPr>
         <w:t xml:space="preserve">ip route</w:t>
       </w:r>
       <w:r>
-        <w:rPr>
-          <w:lang w:val="es-ES"/>
-        </w:rPr>
         <w:t xml:space="preserve">.</w:t>
       </w:r>
     </w:p>
@@ -385,9 +281,6 @@
         <w:pStyle w:val="Heading2"/>
       </w:pPr>
       <w:r>
-        <w:rPr>
-          <w:lang w:val="es-ES"/>
-        </w:rPr>
         <w:t xml:space="preserve">3. Resolución de problemas de rutas</w:t>
       </w:r>
     </w:p>
@@ -396,9 +289,6 @@
         <w:pStyle w:val="FirstParagraph"/>
       </w:pPr>
       <w:r>
-        <w:rPr>
-          <w:lang w:val="es-ES"/>
-        </w:rPr>
         <w:t xml:space="preserve">Un router tiene esta configuración:</w:t>
       </w:r>
     </w:p>
@@ -409,7 +299,6 @@
       <w:r>
         <w:rPr>
           <w:rStyle w:val="VerbatimChar"/>
-          <w:lang w:val="es-ES"/>
         </w:rPr>
         <w:t xml:space="preserve">interface g0/0</w:t>
       </w:r>
@@ -419,7 +308,6 @@
       <w:r>
         <w:rPr>
           <w:rStyle w:val="VerbatimChar"/>
-          <w:lang w:val="es-ES"/>
         </w:rPr>
         <w:t xml:space="preserve"> ip address 192.168.1.1 255.255.255.0</w:t>
       </w:r>
@@ -429,7 +317,6 @@
       <w:r>
         <w:rPr>
           <w:rStyle w:val="VerbatimChar"/>
-          <w:lang w:val="es-ES"/>
         </w:rPr>
         <w:t xml:space="preserve"> no shutdown</w:t>
       </w:r>
@@ -439,7 +326,6 @@
       <w:r>
         <w:rPr>
           <w:rStyle w:val="VerbatimChar"/>
-          <w:lang w:val="es-ES"/>
         </w:rPr>
         <w:t xml:space="preserve">interface g0/1</w:t>
       </w:r>
@@ -449,7 +335,6 @@
       <w:r>
         <w:rPr>
           <w:rStyle w:val="VerbatimChar"/>
-          <w:lang w:val="es-ES"/>
         </w:rPr>
         <w:t xml:space="preserve"> ip address 10.0.0.1 255.255.255.252</w:t>
       </w:r>
@@ -459,7 +344,6 @@
       <w:r>
         <w:rPr>
           <w:rStyle w:val="VerbatimChar"/>
-          <w:lang w:val="es-ES"/>
         </w:rPr>
         <w:t xml:space="preserve"> shutdown</w:t>
       </w:r>
@@ -469,7 +353,6 @@
       <w:r>
         <w:rPr>
           <w:rStyle w:val="VerbatimChar"/>
-          <w:lang w:val="es-ES"/>
         </w:rPr>
         <w:t xml:space="preserve">ip route 0.0.0.0 0.0.0.0 10.0.0.2</w:t>
       </w:r>
@@ -483,9 +366,6 @@
         </w:numPr>
       </w:pPr>
       <w:r>
-        <w:rPr>
-          <w:lang w:val="es-ES"/>
-        </w:rPr>
         <w:t xml:space="preserve">¿Funciona la ruta por defecto? ¿Por qué?</w:t>
       </w:r>
     </w:p>
@@ -498,9 +378,6 @@
         </w:numPr>
       </w:pPr>
       <w:r>
-        <w:rPr>
-          <w:lang w:val="es-ES"/>
-        </w:rPr>
         <w:t xml:space="preserve">¿Qué comando muestra el problema?</w:t>
       </w:r>
     </w:p>
@@ -513,9 +390,6 @@
         </w:numPr>
       </w:pPr>
       <w:r>
-        <w:rPr>
-          <w:lang w:val="es-ES"/>
-        </w:rPr>
         <w:t xml:space="preserve">¿Qué cambiarías para que funcione?</w:t>
       </w:r>
     </w:p>
@@ -526,9 +400,6 @@
         <w:pStyle w:val="Heading2"/>
       </w:pPr>
       <w:r>
-        <w:rPr>
-          <w:lang w:val="es-ES"/>
-        </w:rPr>
         <w:t xml:space="preserve">4. Longest prefix match</w:t>
       </w:r>
     </w:p>
@@ -537,9 +408,6 @@
         <w:pStyle w:val="FirstParagraph"/>
       </w:pPr>
       <w:r>
-        <w:rPr>
-          <w:lang w:val="es-ES"/>
-        </w:rPr>
         <w:t xml:space="preserve">Un router tiene estas rutas en su tabla:</w:t>
       </w:r>
     </w:p>
@@ -550,7 +418,6 @@
       <w:r>
         <w:rPr>
           <w:rStyle w:val="VerbatimChar"/>
-          <w:lang w:val="es-ES"/>
         </w:rPr>
         <w:t xml:space="preserve">192.168.0.0/16  via 10.0.0.2</w:t>
       </w:r>
@@ -560,7 +427,6 @@
       <w:r>
         <w:rPr>
           <w:rStyle w:val="VerbatimChar"/>
-          <w:lang w:val="es-ES"/>
         </w:rPr>
         <w:t xml:space="preserve">192.168.1.0/24  via 10.0.0.6</w:t>
       </w:r>
@@ -570,7 +436,6 @@
       <w:r>
         <w:rPr>
           <w:rStyle w:val="VerbatimChar"/>
-          <w:lang w:val="es-ES"/>
         </w:rPr>
         <w:t xml:space="preserve">192.168.1.16/28 via 10.0.0.10</w:t>
       </w:r>
@@ -580,9 +445,6 @@
         <w:pStyle w:val="FirstParagraph"/>
       </w:pPr>
       <w:r>
-        <w:rPr>
-          <w:lang w:val="es-ES"/>
-        </w:rPr>
         <w:t xml:space="preserve">Decide por cuál de los tres next-hops enviará el router cada paquete destinado a:</w:t>
       </w:r>
     </w:p>
@@ -595,9 +457,6 @@
         </w:numPr>
       </w:pPr>
       <w:r>
-        <w:rPr>
-          <w:lang w:val="es-ES"/>
-        </w:rPr>
         <w:t xml:space="preserve">192.168.1.30</w:t>
       </w:r>
     </w:p>
@@ -610,9 +469,6 @@
         </w:numPr>
       </w:pPr>
       <w:r>
-        <w:rPr>
-          <w:lang w:val="es-ES"/>
-        </w:rPr>
         <w:t xml:space="preserve">192.168.1.200</w:t>
       </w:r>
     </w:p>
@@ -625,9 +481,6 @@
         </w:numPr>
       </w:pPr>
       <w:r>
-        <w:rPr>
-          <w:lang w:val="es-ES"/>
-        </w:rPr>
         <w:t xml:space="preserve">192.168.3.44</w:t>
       </w:r>
     </w:p>
@@ -640,9 +493,6 @@
         </w:numPr>
       </w:pPr>
       <w:r>
-        <w:rPr>
-          <w:lang w:val="es-ES"/>
-        </w:rPr>
         <w:t xml:space="preserve">192.168.1.15</w:t>
       </w:r>
     </w:p>
@@ -654,46 +504,29 @@
         <w:rPr>
           <w:b/>
           <w:bCs/>
-          <w:lang w:val="es-ES"/>
         </w:rPr>
         <w:t xml:space="preserve">Pista:</w:t>
       </w:r>
       <w:r>
-        <w:rPr>
-          <w:lang w:val="es-ES"/>
-        </w:rPr>
         <w:t xml:space="preserve"> </w:t>
       </w:r>
       <w:r>
-        <w:rPr>
-          <w:lang w:val="es-ES"/>
-        </w:rPr>
         <w:t xml:space="preserve">el</w:t>
       </w:r>
       <w:r>
-        <w:rPr>
-          <w:lang w:val="es-ES"/>
-        </w:rPr>
         <w:t xml:space="preserve"> </w:t>
       </w:r>
       <w:r>
         <w:rPr>
           <w:i/>
           <w:iCs/>
-          <w:lang w:val="es-ES"/>
         </w:rPr>
         <w:t xml:space="preserve">longest prefix match</w:t>
       </w:r>
       <w:r>
-        <w:rPr>
-          <w:lang w:val="es-ES"/>
-        </w:rPr>
         <w:t xml:space="preserve"> </w:t>
       </w:r>
       <w:r>
-        <w:rPr>
-          <w:lang w:val="es-ES"/>
-        </w:rPr>
         <w:t xml:space="preserve">manda: gana la ruta con la máscara más larga que coincida con la IP destino. La /28 solo cubre de 192.168.1.16 a 192.168.1.31.</w:t>
       </w:r>
     </w:p>
@@ -704,9 +537,6 @@
         <w:pStyle w:val="Heading2"/>
       </w:pPr>
       <w:r>
-        <w:rPr>
-          <w:lang w:val="es-ES"/>
-        </w:rPr>
         <w:t xml:space="preserve">5. V/F con matices</w:t>
       </w:r>
     </w:p>
@@ -719,28 +549,18 @@
         </w:numPr>
       </w:pPr>
       <w:r>
-        <w:rPr>
-          <w:lang w:val="es-ES"/>
-        </w:rPr>
         <w:t xml:space="preserve">Si configuras una ruta estática y no aparece en</w:t>
       </w:r>
       <w:r>
-        <w:rPr>
-          <w:lang w:val="es-ES"/>
-        </w:rPr>
         <w:t xml:space="preserve"> </w:t>
       </w:r>
       <w:r>
         <w:rPr>
           <w:rStyle w:val="VerbatimChar"/>
-          <w:lang w:val="es-ES"/>
         </w:rPr>
         <w:t xml:space="preserve">show ip route</w:t>
       </w:r>
       <w:r>
-        <w:rPr>
-          <w:lang w:val="es-ES"/>
-        </w:rPr>
         <w:t xml:space="preserve">, el IOS la descartó por un error de sintaxis.</w:t>
       </w:r>
     </w:p>
@@ -753,9 +573,6 @@
         </w:numPr>
       </w:pPr>
       <w:r>
-        <w:rPr>
-          <w:lang w:val="es-ES"/>
-        </w:rPr>
         <w:t xml:space="preserve">Una ruta estática con interfaz de salida en lugar de next-hop solo funciona bien en enlaces punto a punto.</w:t>
       </w:r>
     </w:p>
@@ -768,9 +585,6 @@
         </w:numPr>
       </w:pPr>
       <w:r>
-        <w:rPr>
-          <w:lang w:val="es-ES"/>
-        </w:rPr>
         <w:t xml:space="preserve">Dos rutas a la misma red con distinta AD: se instala la de menor AD y la otra queda como respaldo (flotante).</w:t>
       </w:r>
     </w:p>
@@ -783,9 +597,6 @@
         </w:numPr>
       </w:pPr>
       <w:r>
-        <w:rPr>
-          <w:lang w:val="es-ES"/>
-        </w:rPr>
         <w:t xml:space="preserve">La ruta por defecto se usa solo si no existe ninguna otra ruta más específica para el destino.</w:t>
       </w:r>
     </w:p>
@@ -798,34 +609,21 @@
         </w:numPr>
       </w:pPr>
       <w:r>
-        <w:rPr>
-          <w:lang w:val="es-ES"/>
-        </w:rPr>
         <w:t xml:space="preserve">Un</w:t>
       </w:r>
       <w:r>
-        <w:rPr>
-          <w:lang w:val="es-ES"/>
-        </w:rPr>
         <w:t xml:space="preserve"> </w:t>
       </w:r>
       <w:r>
         <w:rPr>
           <w:rStyle w:val="VerbatimChar"/>
-          <w:lang w:val="es-ES"/>
         </w:rPr>
         <w:t xml:space="preserve">ip route</w:t>
       </w:r>
       <w:r>
-        <w:rPr>
-          <w:lang w:val="es-ES"/>
-        </w:rPr>
         <w:t xml:space="preserve"> </w:t>
       </w:r>
       <w:r>
-        <w:rPr>
-          <w:lang w:val="es-ES"/>
-        </w:rPr>
         <w:t xml:space="preserve">hacia un next-hop que está en una subred que el router no tiene configurada se instala sin problemas.</w:t>
       </w:r>
     </w:p>
@@ -836,9 +634,6 @@
         <w:pStyle w:val="Heading2"/>
       </w:pPr>
       <w:r>
-        <w:rPr>
-          <w:lang w:val="es-ES"/>
-        </w:rPr>
         <w:t xml:space="preserve">6. Diseño de rutas para una sede</w:t>
       </w:r>
     </w:p>
@@ -847,9 +642,6 @@
         <w:pStyle w:val="FirstParagraph"/>
       </w:pPr>
       <w:r>
-        <w:rPr>
-          <w:lang w:val="es-ES"/>
-        </w:rPr>
         <w:t xml:space="preserve">Tu empresa tiene un router central (R1) y dos sucursales (R2 y R3). R1-R2 usa 10.0.0.0/30, R1-R3 usa 10.0.0.4/30. Las LANs: R2 tiene 192.168.2.0/24 y R3 tiene 192.168.3.0/24. R1 tiene 192.168.1.0/24 y sale a Internet por G0/2.</w:t>
       </w:r>
     </w:p>
@@ -862,9 +654,6 @@
         </w:numPr>
       </w:pPr>
       <w:r>
-        <w:rPr>
-          <w:lang w:val="es-ES"/>
-        </w:rPr>
         <w:t xml:space="preserve">¿Cuántas rutas estáticas necesita R1 para llegar a todas las LANs y a Internet?</w:t>
       </w:r>
     </w:p>
@@ -877,9 +666,6 @@
         </w:numPr>
       </w:pPr>
       <w:r>
-        <w:rPr>
-          <w:lang w:val="es-ES"/>
-        </w:rPr>
         <w:t xml:space="preserve">Escribe las de R1.</w:t>
       </w:r>
     </w:p>
@@ -892,33 +678,18 @@
         </w:numPr>
       </w:pPr>
       <w:r>
-        <w:rPr>
-          <w:lang w:val="es-ES"/>
-        </w:rPr>
         <w:t xml:space="preserve">¿Qué única ruta necesitan R2 y R3 para</w:t>
       </w:r>
       <w:r>
-        <w:rPr>
-          <w:lang w:val="es-ES"/>
-        </w:rPr>
         <w:t xml:space="preserve"> </w:t>
       </w:r>
       <w:r>
-        <w:rPr>
-          <w:lang w:val="es-ES"/>
-        </w:rPr>
         <w:t xml:space="preserve">“verlo todo”</w:t>
       </w:r>
       <w:r>
-        <w:rPr>
-          <w:lang w:val="es-ES"/>
-        </w:rPr>
         <w:t xml:space="preserve"> </w:t>
       </w:r>
       <w:r>
-        <w:rPr>
-          <w:lang w:val="es-ES"/>
-        </w:rPr>
         <w:t xml:space="preserve">(sucursales + Internet)? Escribe una para R2.</w:t>
       </w:r>
     </w:p>
@@ -929,9 +700,6 @@
         <w:pStyle w:val="Heading2"/>
       </w:pPr>
       <w:r>
-        <w:rPr>
-          <w:lang w:val="es-ES"/>
-        </w:rPr>
         <w:t xml:space="preserve">7. Interferencia con rutas conectadas</w:t>
       </w:r>
     </w:p>
@@ -940,53 +708,33 @@
         <w:pStyle w:val="FirstParagraph"/>
       </w:pPr>
       <w:r>
-        <w:rPr>
-          <w:lang w:val="es-ES"/>
-        </w:rPr>
         <w:t xml:space="preserve">Escribe en R1:</w:t>
       </w:r>
       <w:r>
-        <w:rPr>
-          <w:lang w:val="es-ES"/>
-        </w:rPr>
         <w:t xml:space="preserve"> </w:t>
       </w:r>
       <w:r>
         <w:rPr>
           <w:rStyle w:val="VerbatimChar"/>
-          <w:lang w:val="es-ES"/>
         </w:rPr>
         <w:t xml:space="preserve">ip route 192.168.1.0 255.255.255.0 10.0.0.2</w:t>
       </w:r>
       <w:r>
-        <w:rPr>
-          <w:lang w:val="es-ES"/>
-        </w:rPr>
         <w:t xml:space="preserve">, siendo 192.168.1.0/24 la propia LAN de R1 conectada en G0/0. ¿Qué pasa? ¿Qué tipo de entrada verías en</w:t>
       </w:r>
       <w:r>
-        <w:rPr>
-          <w:lang w:val="es-ES"/>
-        </w:rPr>
         <w:t xml:space="preserve"> </w:t>
       </w:r>
       <w:r>
         <w:rPr>
           <w:rStyle w:val="VerbatimChar"/>
-          <w:lang w:val="es-ES"/>
         </w:rPr>
         <w:t xml:space="preserve">show ip route</w:t>
       </w:r>
       <w:r>
-        <w:rPr>
-          <w:lang w:val="es-ES"/>
-        </w:rPr>
         <w:t xml:space="preserve"> </w:t>
       </w:r>
       <w:r>
-        <w:rPr>
-          <w:lang w:val="es-ES"/>
-        </w:rPr>
         <w:t xml:space="preserve">y por qué no rompe el encaminamiento local?</w:t>
       </w:r>
     </w:p>
@@ -998,20 +746,13 @@
         <w:rPr>
           <w:b/>
           <w:bCs/>
-          <w:lang w:val="es-ES"/>
         </w:rPr>
         <w:t xml:space="preserve">Pista:</w:t>
       </w:r>
       <w:r>
-        <w:rPr>
-          <w:lang w:val="es-ES"/>
-        </w:rPr>
         <w:t xml:space="preserve"> </w:t>
       </w:r>
       <w:r>
-        <w:rPr>
-          <w:lang w:val="es-ES"/>
-        </w:rPr>
         <w:t xml:space="preserve">el IOS prioriza por AD: la conectada (0) manda sobre la estática (1).</w:t>
       </w:r>
     </w:p>
@@ -1022,9 +763,6 @@
         <w:pStyle w:val="Heading2"/>
       </w:pPr>
       <w:r>
-        <w:rPr>
-          <w:lang w:val="es-ES"/>
-        </w:rPr>
         <w:t xml:space="preserve">8. Escenario completo de diagnóstico</w:t>
       </w:r>
     </w:p>
@@ -1033,34 +771,21 @@
         <w:pStyle w:val="FirstParagraph"/>
       </w:pPr>
       <w:r>
-        <w:rPr>
-          <w:lang w:val="es-ES"/>
-        </w:rPr>
         <w:t xml:space="preserve">Escenario: R1 y R2 conectados por 10.0.0.0/30. LAN R1: 192.168.1.0/24, LAN R2: 192.168.2.0/24. El PC de R1 hace ping a la LAN de R2 y falla.</w:t>
       </w:r>
       <w:r>
-        <w:rPr>
-          <w:lang w:val="es-ES"/>
-        </w:rPr>
         <w:t xml:space="preserve"> </w:t>
       </w:r>
       <w:r>
         <w:rPr>
           <w:rStyle w:val="VerbatimChar"/>
-          <w:lang w:val="es-ES"/>
         </w:rPr>
         <w:t xml:space="preserve">show ip route</w:t>
       </w:r>
       <w:r>
-        <w:rPr>
-          <w:lang w:val="es-ES"/>
-        </w:rPr>
         <w:t xml:space="preserve"> </w:t>
       </w:r>
       <w:r>
-        <w:rPr>
-          <w:lang w:val="es-ES"/>
-        </w:rPr>
         <w:t xml:space="preserve">en R2 muestra:</w:t>
       </w:r>
     </w:p>
@@ -1071,7 +796,6 @@
       <w:r>
         <w:rPr>
           <w:rStyle w:val="VerbatimChar"/>
-          <w:lang w:val="es-ES"/>
         </w:rPr>
         <w:t xml:space="preserve">C  10.0.0.0/30 is directly connected, G0/1</w:t>
       </w:r>
@@ -1081,7 +805,6 @@
       <w:r>
         <w:rPr>
           <w:rStyle w:val="VerbatimChar"/>
-          <w:lang w:val="es-ES"/>
         </w:rPr>
         <w:t xml:space="preserve">C  192.168.2.0/24 is directly connected, G0/0</w:t>
       </w:r>
@@ -1095,9 +818,6 @@
         </w:numPr>
       </w:pPr>
       <w:r>
-        <w:rPr>
-          <w:lang w:val="es-ES"/>
-        </w:rPr>
         <w:t xml:space="preserve">¿Qué le falta a R2?</w:t>
       </w:r>
     </w:p>
@@ -1110,9 +830,6 @@
         </w:numPr>
       </w:pPr>
       <w:r>
-        <w:rPr>
-          <w:lang w:val="es-ES"/>
-        </w:rPr>
         <w:t xml:space="preserve">¿Qué le falta a R1 (supón que R2 ya está arreglado)?</w:t>
       </w:r>
     </w:p>
@@ -1125,9 +842,6 @@
         </w:numPr>
       </w:pPr>
       <w:r>
-        <w:rPr>
-          <w:lang w:val="es-ES"/>
-        </w:rPr>
         <w:t xml:space="preserve">El ping del PC ya llega a la LAN de R2 pero el traceroute se queda a medias. ¿Por qué puede pasar aunque el routing esté bien?</w:t>
       </w:r>
     </w:p>

--- a/docx/06-enrutamiento-estatico/boletin-U06-avanzado.docx
+++ b/docx/06-enrutamiento-estatico/boletin-U06-avanzado.docx
@@ -28,23 +28,23 @@
         </w:p>
       </w:sdtContent>
     </w:sdt>
-    <w:bookmarkStart w:id="9" w:name="boletín-ud6-avanzado"/>
+    <w:bookmarkStart w:id="9" w:name="X156a47f2668559c75be85256d455f9a6a79c41c"/>
     <w:p>
       <w:pPr>
         <w:pStyle w:val="Heading1"/>
       </w:pPr>
       <w:r>
-        <w:t xml:space="preserve">Boletín UD6 — Avanzado</w:t>
+        <w:t xml:space="preserve">Boletín de Enrutamiento estático — Avanzado</w:t>
       </w:r>
     </w:p>
     <w:bookmarkEnd w:id="9"/>
-    <w:bookmarkStart w:id="18" w:name="boletín-ud6-avanzado-1"/>
+    <w:bookmarkStart w:id="18" w:name="X174eb394fbde134599983afd856a068faff7884"/>
     <w:p>
       <w:pPr>
         <w:pStyle w:val="Heading1"/>
       </w:pPr>
       <w:r>
-        <w:t xml:space="preserve">📝 Boletín UD6 — Avanzado</w:t>
+        <w:t xml:space="preserve">📝 Boletín de Enrutamiento estático — Avanzado</w:t>
       </w:r>
     </w:p>
     <w:p>
